--- a/sourse/python/Модели безопсности компьютерных систем/mbks_4/ОтчётМбкс4.docx
+++ b/sourse/python/Модели безопсности компьютерных систем/mbks_4/ОтчётМбкс4.docx
@@ -320,10 +320,7 @@
         <w:rPr>
           <w:color w:val="000000"/>
         </w:rPr>
-        <w:t>студент гр.</w:t>
-      </w:r>
-      <w:r>
-        <w:t xml:space="preserve"> 5131001/20503</w:t>
+        <w:t xml:space="preserve">студент </w:t>
       </w:r>
       <w:r>
         <w:rPr>
@@ -482,20 +479,6 @@
         <w:tab/>
         <w:t xml:space="preserve">       </w:t>
       </w:r>
-      <w:r>
-        <w:rPr>
-          <w:color w:val="000000" w:themeColor="text1"/>
-        </w:rPr>
-        <w:t xml:space="preserve">Жуковский </w:t>
-      </w:r>
-      <w:proofErr w:type="gramStart"/>
-      <w:r>
-        <w:rPr>
-          <w:color w:val="000000" w:themeColor="text1"/>
-        </w:rPr>
-        <w:t>Е.В</w:t>
-      </w:r>
-      <w:proofErr w:type="gramEnd"/>
     </w:p>
     <w:p>
       <w:pPr>
@@ -957,7 +940,6 @@
     </w:p>
     <w:p>
       <w:r>
-        <w:lastRenderedPageBreak/>
         <w:t>Во время работы драйвер проверяет каким процессом был открыт файл, и если такой процесс драйвер знает, то проверяет название файла, после этого в зависимости от настроек происходит запрет либо разрешение действия.</w:t>
       </w:r>
     </w:p>
